--- a/會議記錄/2025.08.20.docx
+++ b/會議記錄/2025.08.20.docx
@@ -4,6 +4,29 @@
   <w:body>
     <w:p>
       <w:r>
+        <w:rPr>
+          <w:rFonts w:hint="eastAsia"/>
+        </w:rPr>
+        <w:t>星期五晚上</w:t>
+      </w:r>
+      <w:r>
+        <w:rPr>
+          <w:rFonts w:hint="eastAsia"/>
+        </w:rPr>
+        <w:t>8.</w:t>
+      </w:r>
+      <w:r>
+        <w:rPr>
+          <w:rFonts w:hint="eastAsia"/>
+        </w:rPr>
+        <w:t>開小會</w:t>
+      </w:r>
+    </w:p>
+    <w:p>
+      <w:r>
+        <w:rPr>
+          <w:noProof/>
+        </w:rPr>
         <w:drawing>
           <wp:inline distT="0" distB="0" distL="0" distR="0" wp14:anchorId="57BB1549" wp14:editId="607B94F2">
             <wp:extent cx="5274310" cy="2781300"/>
@@ -57,13 +80,7 @@
         <w:t>程式發展</w:t>
       </w:r>
     </w:p>
-    <w:p>
-      <w:pPr>
-        <w:rPr>
-          <w:rFonts w:hint="eastAsia"/>
-        </w:rPr>
-      </w:pPr>
-    </w:p>
+    <w:p/>
     <w:p>
       <w:r>
         <w:rPr>
@@ -181,13 +198,7 @@
       </w:r>
     </w:p>
     <w:p/>
-    <w:p>
-      <w:pPr>
-        <w:rPr>
-          <w:rFonts w:hint="eastAsia"/>
-        </w:rPr>
-      </w:pPr>
-    </w:p>
+    <w:p/>
     <w:p>
       <w:r>
         <w:rPr>
@@ -216,13 +227,7 @@
         <w:rPr>
           <w:rFonts w:hint="eastAsia"/>
         </w:rPr>
-        <w:t>可以的話連表單</w:t>
-      </w:r>
-      <w:r>
-        <w:rPr>
-          <w:rFonts w:hint="eastAsia"/>
-        </w:rPr>
-        <w:t>圖片</w:t>
+        <w:t>可以的話連表單圖片</w:t>
       </w:r>
       <w:r>
         <w:t>)</w:t>
@@ -330,11 +335,41 @@
       </w:r>
     </w:p>
     <w:p>
-      <w:pPr>
-        <w:rPr>
-          <w:rFonts w:hint="eastAsia"/>
-        </w:rPr>
-      </w:pPr>
+      <w:r>
+        <w:rPr>
+          <w:rFonts w:hint="eastAsia"/>
+        </w:rPr>
+        <w:lastRenderedPageBreak/>
+        <w:t>35</w:t>
+      </w:r>
+      <w:r>
+        <w:rPr>
+          <w:rFonts w:hint="eastAsia"/>
+        </w:rPr>
+        <w:t xml:space="preserve">:   </w:t>
+      </w:r>
+    </w:p>
+    <w:p>
+      <w:pPr>
+        <w:numPr>
+          <w:ilvl w:val="0"/>
+          <w:numId w:val="2"/>
+        </w:numPr>
+      </w:pPr>
+      <w:r>
+        <w:t>再繼續優化交流區的部分</w:t>
+      </w:r>
+    </w:p>
+    <w:p>
+      <w:pPr>
+        <w:numPr>
+          <w:ilvl w:val="0"/>
+          <w:numId w:val="2"/>
+        </w:numPr>
+      </w:pPr>
+      <w:r>
+        <w:t>可以看到自己收按讚的貼文</w:t>
+      </w:r>
     </w:p>
     <w:sectPr>
       <w:pgSz w:w="11906" w:h="16838"/>
@@ -400,6 +435,92 @@
 <w:numbering xmlns:wpc="http://schemas.microsoft.com/office/word/2010/wordprocessingCanvas" xmlns:cx="http://schemas.microsoft.com/office/drawing/2014/chartex" xmlns:cx1="http://schemas.microsoft.com/office/drawing/2015/9/8/chartex" xmlns:cx2="http://schemas.microsoft.com/office/drawing/2015/10/21/chartex" xmlns:cx3="http://schemas.microsoft.com/office/drawing/2016/5/9/chartex" xmlns:cx4="http://schemas.microsoft.com/office/drawing/2016/5/10/chartex" xmlns:cx5="http://schemas.microsoft.com/office/drawing/2016/5/11/chartex" xmlns:cx6="http://schemas.microsoft.com/office/drawing/2016/5/12/chartex" xmlns:cx7="http://schemas.microsoft.com/office/drawing/2016/5/13/chartex" xmlns:cx8="http://schemas.microsoft.com/office/drawing/2016/5/14/chartex" xmlns:mc="http://schemas.openxmlformats.org/markup-compatibility/2006" xmlns:aink="http://schemas.microsoft.com/office/drawing/2016/ink" xmlns:am3d="http://schemas.microsoft.com/office/drawing/2017/model3d" xmlns:o="urn:schemas-microsoft-com:office:office" xmlns:oel="http://schemas.microsoft.com/office/2019/extlst" xmlns:r="http://schemas.openxmlformats.org/officeDocument/2006/relationships" xmlns:m="http://schemas.openxmlformats.org/officeDocument/2006/math" xmlns:v="urn:schemas-microsoft-com:vml" xmlns:wp14="http://schemas.microsoft.com/office/word/2010/wordprocessingDrawing" xmlns:wp="http://schemas.openxmlformats.org/drawingml/2006/wordprocessingDrawing" xmlns:w10="urn:schemas-microsoft-com:office:word" xmlns:w="http://schemas.openxmlformats.org/wordprocessingml/2006/main" xmlns:w14="http://schemas.microsoft.com/office/word/2010/wordml" xmlns:w15="http://schemas.microsoft.com/office/word/2012/wordml" xmlns:w16cex="http://schemas.microsoft.com/office/word/2018/wordml/cex" xmlns:w16cid="http://schemas.microsoft.com/office/word/2016/wordml/cid" xmlns:w16="http://schemas.microsoft.com/office/word/2018/wordml" xmlns:w16du="http://schemas.microsoft.com/office/word/2023/wordml/word16du" xmlns:w16sdtdh="http://schemas.microsoft.com/office/word/2020/wordml/sdtdatahash" xmlns:w16sdtfl="http://schemas.microsoft.com/office/word/2024/wordml/sdtformatlock" xmlns:w16se="http://schemas.microsoft.com/office/word/2015/wordml/symex" xmlns:wpg="http://schemas.microsoft.com/office/word/2010/wordprocessingGroup" xmlns:wpi="http://schemas.microsoft.com/office/word/2010/wordprocessingInk" xmlns:wne="http://schemas.microsoft.com/office/word/2006/wordml" xmlns:wps="http://schemas.microsoft.com/office/word/2010/wordprocessingShape" mc:Ignorable="w14 w15 w16se w16cid w16 w16cex w16sdtdh w16sdtfl w16du wp14">
   <w:abstractNum w:abstractNumId="0" w15:restartNumberingAfterBreak="0">
     <w:nsid w:val="28561A49"/>
+    <w:multiLevelType w:val="multilevel"/>
+    <w:tmpl w:val="28561A49"/>
+    <w:lvl w:ilvl="0">
+      <w:start w:val="1"/>
+      <w:numFmt w:val="decimal"/>
+      <w:lvlText w:val="%1."/>
+      <w:lvlJc w:val="left"/>
+      <w:pPr>
+        <w:ind w:left="480" w:hanging="360"/>
+      </w:pPr>
+    </w:lvl>
+    <w:lvl w:ilvl="1">
+      <w:start w:val="1"/>
+      <w:numFmt w:val="ideographTraditional"/>
+      <w:lvlText w:val="%2、"/>
+      <w:lvlJc w:val="left"/>
+      <w:pPr>
+        <w:ind w:left="1080" w:hanging="480"/>
+      </w:pPr>
+    </w:lvl>
+    <w:lvl w:ilvl="2">
+      <w:start w:val="1"/>
+      <w:numFmt w:val="lowerRoman"/>
+      <w:lvlText w:val="%3."/>
+      <w:lvlJc w:val="right"/>
+      <w:pPr>
+        <w:ind w:left="1560" w:hanging="480"/>
+      </w:pPr>
+    </w:lvl>
+    <w:lvl w:ilvl="3">
+      <w:start w:val="1"/>
+      <w:numFmt w:val="decimal"/>
+      <w:lvlText w:val="%4."/>
+      <w:lvlJc w:val="left"/>
+      <w:pPr>
+        <w:ind w:left="2040" w:hanging="480"/>
+      </w:pPr>
+    </w:lvl>
+    <w:lvl w:ilvl="4">
+      <w:start w:val="1"/>
+      <w:numFmt w:val="ideographTraditional"/>
+      <w:lvlText w:val="%5、"/>
+      <w:lvlJc w:val="left"/>
+      <w:pPr>
+        <w:ind w:left="2520" w:hanging="480"/>
+      </w:pPr>
+    </w:lvl>
+    <w:lvl w:ilvl="5">
+      <w:start w:val="1"/>
+      <w:numFmt w:val="lowerRoman"/>
+      <w:lvlText w:val="%6."/>
+      <w:lvlJc w:val="right"/>
+      <w:pPr>
+        <w:ind w:left="3000" w:hanging="480"/>
+      </w:pPr>
+    </w:lvl>
+    <w:lvl w:ilvl="6">
+      <w:start w:val="1"/>
+      <w:numFmt w:val="decimal"/>
+      <w:lvlText w:val="%7."/>
+      <w:lvlJc w:val="left"/>
+      <w:pPr>
+        <w:ind w:left="3480" w:hanging="480"/>
+      </w:pPr>
+    </w:lvl>
+    <w:lvl w:ilvl="7">
+      <w:start w:val="1"/>
+      <w:numFmt w:val="ideographTraditional"/>
+      <w:lvlText w:val="%8、"/>
+      <w:lvlJc w:val="left"/>
+      <w:pPr>
+        <w:ind w:left="3960" w:hanging="480"/>
+      </w:pPr>
+    </w:lvl>
+    <w:lvl w:ilvl="8">
+      <w:start w:val="1"/>
+      <w:numFmt w:val="lowerRoman"/>
+      <w:lvlText w:val="%9."/>
+      <w:lvlJc w:val="right"/>
+      <w:pPr>
+        <w:ind w:left="4440" w:hanging="480"/>
+      </w:pPr>
+    </w:lvl>
+  </w:abstractNum>
+  <w:abstractNum w:abstractNumId="1" w15:restartNumberingAfterBreak="0">
+    <w:nsid w:val="46752CA7"/>
     <w:multiLevelType w:val="multilevel"/>
     <w:tmpl w:val="28561A49"/>
     <w:lvl w:ilvl="0">
@@ -513,6 +634,9 @@
     <w:lvlOverride w:ilvl="8">
       <w:startOverride w:val="1"/>
     </w:lvlOverride>
+  </w:num>
+  <w:num w:numId="2" w16cid:durableId="1176730162">
+    <w:abstractNumId w:val="1"/>
   </w:num>
 </w:numbering>
 </file>
@@ -1122,7 +1246,6 @@
   <w:style w:type="character" w:default="1" w:styleId="a0">
     <w:name w:val="Default Paragraph Font"/>
     <w:uiPriority w:val="1"/>
-    <w:semiHidden/>
     <w:unhideWhenUsed/>
   </w:style>
   <w:style w:type="table" w:default="1" w:styleId="a1">

--- a/會議記錄/2025.08.20.docx
+++ b/會議記錄/2025.08.20.docx
@@ -130,7 +130,14 @@
         <w:rPr>
           <w:rFonts w:hint="eastAsia"/>
         </w:rPr>
-        <w:t>?PWA?</w:t>
+        <w:t>?</w:t>
+      </w:r>
+      <w:proofErr w:type="gramStart"/>
+      <w:r>
+        <w:rPr>
+          <w:rFonts w:hint="eastAsia"/>
+        </w:rPr>
+        <w:t>PWA?</w:t>
       </w:r>
       <w:r>
         <w:rPr>
@@ -138,6 +145,7 @@
         </w:rPr>
         <w:t>貼心功能</w:t>
       </w:r>
+      <w:proofErr w:type="gramEnd"/>
       <w:r>
         <w:rPr>
           <w:rFonts w:hint="eastAsia"/>
@@ -340,13 +348,7 @@
           <w:rFonts w:hint="eastAsia"/>
         </w:rPr>
         <w:lastRenderedPageBreak/>
-        <w:t>35</w:t>
-      </w:r>
-      <w:r>
-        <w:rPr>
-          <w:rFonts w:hint="eastAsia"/>
-        </w:rPr>
-        <w:t xml:space="preserve">:   </w:t>
+        <w:t xml:space="preserve">35:   </w:t>
       </w:r>
     </w:p>
     <w:p>
@@ -370,6 +372,155 @@
       <w:r>
         <w:t>可以看到自己收按讚的貼文</w:t>
       </w:r>
+    </w:p>
+    <w:p>
+      <w:pPr>
+        <w:numPr>
+          <w:ilvl w:val="0"/>
+          <w:numId w:val="2"/>
+        </w:numPr>
+      </w:pPr>
+      <w:r>
+        <w:rPr>
+          <w:rFonts w:hint="eastAsia"/>
+        </w:rPr>
+        <w:t>七挑五</w:t>
+      </w:r>
+    </w:p>
+    <w:p>
+      <w:pPr>
+        <w:tabs>
+          <w:tab w:val="left" w:pos="5940"/>
+        </w:tabs>
+      </w:pPr>
+      <w:r>
+        <w:tab/>
+      </w:r>
+    </w:p>
+    <w:p>
+      <w:pPr>
+        <w:tabs>
+          <w:tab w:val="left" w:pos="5940"/>
+        </w:tabs>
+      </w:pPr>
+    </w:p>
+    <w:p>
+      <w:pPr>
+        <w:tabs>
+          <w:tab w:val="left" w:pos="5940"/>
+        </w:tabs>
+      </w:pPr>
+      <w:r>
+        <w:rPr>
+          <w:rFonts w:hint="eastAsia"/>
+        </w:rPr>
+        <w:t>42</w:t>
+      </w:r>
+    </w:p>
+    <w:p>
+      <w:pPr>
+        <w:tabs>
+          <w:tab w:val="left" w:pos="5940"/>
+        </w:tabs>
+      </w:pPr>
+      <w:r>
+        <w:rPr>
+          <w:rFonts w:hint="eastAsia"/>
+        </w:rPr>
+        <w:t>繼續完善用戶管理的功能</w:t>
+      </w:r>
+    </w:p>
+    <w:p>
+      <w:pPr>
+        <w:tabs>
+          <w:tab w:val="left" w:pos="5940"/>
+        </w:tabs>
+      </w:pPr>
+      <w:r>
+        <w:t>用戶</w:t>
+      </w:r>
+      <w:r>
+        <w:rPr>
+          <w:rFonts w:hint="eastAsia"/>
+        </w:rPr>
+        <w:t>管理的用戶頭貼外圍和</w:t>
+      </w:r>
+      <w:r>
+        <w:t>狀態顏色</w:t>
+      </w:r>
+      <w:r>
+        <w:rPr>
+          <w:rFonts w:hint="eastAsia"/>
+        </w:rPr>
+        <w:t>(</w:t>
+      </w:r>
+      <w:r>
+        <w:rPr>
+          <w:rFonts w:hint="eastAsia"/>
+        </w:rPr>
+        <w:t>類似</w:t>
+      </w:r>
+      <w:r>
+        <w:rPr>
+          <w:rFonts w:hint="eastAsia"/>
+        </w:rPr>
+        <w:t>IG</w:t>
+      </w:r>
+      <w:r>
+        <w:rPr>
+          <w:rFonts w:hint="eastAsia"/>
+        </w:rPr>
+        <w:t>限時動態的框</w:t>
+      </w:r>
+      <w:r>
+        <w:rPr>
+          <w:rFonts w:hint="eastAsia"/>
+        </w:rPr>
+        <w:t>)</w:t>
+      </w:r>
+    </w:p>
+    <w:p>
+      <w:pPr>
+        <w:tabs>
+          <w:tab w:val="left" w:pos="5940"/>
+        </w:tabs>
+      </w:pPr>
+      <w:r>
+        <w:rPr>
+          <w:rFonts w:hint="eastAsia"/>
+        </w:rPr>
+        <w:t>七挑五</w:t>
+      </w:r>
+    </w:p>
+    <w:p>
+      <w:pPr>
+        <w:tabs>
+          <w:tab w:val="left" w:pos="5940"/>
+        </w:tabs>
+      </w:pPr>
+    </w:p>
+    <w:p>
+      <w:pPr>
+        <w:tabs>
+          <w:tab w:val="left" w:pos="5940"/>
+        </w:tabs>
+      </w:pPr>
+      <w:r>
+        <w:rPr>
+          <w:rFonts w:hint="eastAsia"/>
+        </w:rPr>
+        <w:t>45</w:t>
+      </w:r>
+    </w:p>
+    <w:p>
+      <w:pPr>
+        <w:tabs>
+          <w:tab w:val="left" w:pos="5940"/>
+        </w:tabs>
+        <w:rPr>
+          <w:rFonts w:hint="eastAsia"/>
+        </w:rPr>
+      </w:pPr>
     </w:p>
     <w:sectPr>
       <w:pgSz w:w="11906" w:h="16838"/>
@@ -1072,7 +1223,6 @@
     <w:next w:val="a"/>
     <w:link w:val="20"/>
     <w:uiPriority w:val="9"/>
-    <w:semiHidden/>
     <w:unhideWhenUsed/>
     <w:qFormat/>
     <w:rsid w:val="000130EB"/>
@@ -1287,7 +1437,6 @@
     <w:basedOn w:val="a0"/>
     <w:link w:val="2"/>
     <w:uiPriority w:val="9"/>
-    <w:semiHidden/>
     <w:rsid w:val="000130EB"/>
     <w:rPr>
       <w:rFonts w:asciiTheme="majorHAnsi" w:eastAsiaTheme="majorEastAsia" w:hAnsiTheme="majorHAnsi" w:cstheme="majorBidi"/>
